--- a/docs/week4/reports/第四周工作周报.docx
+++ b/docs/week4/reports/第四周工作周报.docx
@@ -2031,7 +2031,7 @@
                 <w:color w:val="000000"/>
                 <w:sz w:val="19"/>
               </w:rPr>
-              <w:t>337 passed</w:t>
+              <w:t>整改提交 337 passed；原始提交 162 passed</w:t>
             </w:r>
           </w:p>
         </w:tc>
@@ -2546,68 +2546,6 @@
                 <w:color w:val="000000"/>
                 <w:sz w:val="19"/>
               </w:rPr>
-              <w:t>证据</w:t>
-            </w:r>
-          </w:p>
-        </w:tc>
-        <w:tc>
-          <w:tcPr>
-            <w:tcW w:type="dxa" w:w="7160"/>
-            <w:vAlign w:val="center"/>
-            <w:shd w:fill="FFFFFF" w:color="auto"/>
-            <w:tcMar>
-              <w:top w:w="90" w:type="dxa"/>
-              <w:bottom w:w="90" w:type="dxa"/>
-              <w:start w:w="120" w:type="dxa"/>
-              <w:end w:w="120" w:type="dxa"/>
-            </w:tcMar>
-          </w:tcPr>
-          <w:p>
-            <w:pPr>
-              <w:spacing w:after="0" w:line="264" w:lineRule="auto"/>
-              <w:jc w:val="left"/>
-            </w:pPr>
-            <w:r/>
-            <w:r>
-              <w:rPr>
-                <w:rFonts w:ascii="Times New Roman" w:hAnsi="Times New Roman" w:eastAsia="Times New Roman" w:cs="Times New Roman"/>
-                <w:b w:val="0"/>
-                <w:i w:val="0"/>
-                <w:color w:val="000000"/>
-                <w:sz w:val="19"/>
-              </w:rPr>
-              <w:t>真实 E2E、NQ/COCO 基准、10k 性能和覆盖率 JSON</w:t>
-            </w:r>
-          </w:p>
-        </w:tc>
-      </w:tr>
-      <w:tr>
-        <w:tc>
-          <w:tcPr>
-            <w:tcW w:type="dxa" w:w="2200"/>
-            <w:vAlign w:val="center"/>
-            <w:shd w:fill="FFFFFF" w:color="auto"/>
-            <w:tcMar>
-              <w:top w:w="90" w:type="dxa"/>
-              <w:bottom w:w="90" w:type="dxa"/>
-              <w:start w:w="120" w:type="dxa"/>
-              <w:end w:w="120" w:type="dxa"/>
-            </w:tcMar>
-          </w:tcPr>
-          <w:p>
-            <w:pPr>
-              <w:spacing w:after="0" w:line="264" w:lineRule="auto"/>
-              <w:jc w:val="center"/>
-            </w:pPr>
-            <w:r/>
-            <w:r>
-              <w:rPr>
-                <w:rFonts w:ascii="Times New Roman" w:hAnsi="Times New Roman" w:eastAsia="Times New Roman" w:cs="Times New Roman"/>
-                <w:b w:val="0"/>
-                <w:i w:val="0"/>
-                <w:color w:val="000000"/>
-                <w:sz w:val="19"/>
-              </w:rPr>
               <w:t>文档</w:t>
             </w:r>
           </w:p>

--- a/docs/week4/reports/第四周工作周报.docx
+++ b/docs/week4/reports/第四周工作周报.docx
@@ -2031,7 +2031,7 @@
                 <w:color w:val="000000"/>
                 <w:sz w:val="19"/>
               </w:rPr>
-              <w:t>整改提交 337 passed；原始提交 162 passed</w:t>
+              <w:t>重新整合提交 340 passed；整改提交 337 passed；原始提交 162 passed</w:t>
             </w:r>
           </w:p>
         </w:tc>
@@ -2123,7 +2123,7 @@
                 <w:color w:val="000000"/>
                 <w:sz w:val="19"/>
               </w:rPr>
-              <w:t>87.91%（门槛 85%）</w:t>
+              <w:t>88.08%（门槛 85%）</w:t>
             </w:r>
           </w:p>
         </w:tc>
